--- a/docs/Formato_Proyecto_Mas_vale_tarde_que_nunca.docx
+++ b/docs/Formato_Proyecto_Mas_vale_tarde_que_nunca.docx
@@ -5335,9 +5335,8 @@
           <w:color w:val="000000"/>
           <w:sz w:val="22"/>
           <w:szCs w:val="22"/>
-          <w:highlight w:val="yellow"/>
-        </w:rPr>
-        <w:t xml:space="preserve">[COMPLETAR número de estudiantes]</w:t>
+        </w:rPr>
+        <w:t xml:space="preserve">(60 estudiantes como cifra de referencia)</w:t>
       </w:r>
       <w:r>
         <w:rPr>
